--- a/RFI-Docs/Cancer Moonshot Progress v1 09292023 updated 10.12.23.docx
+++ b/RFI-Docs/Cancer Moonshot Progress v1 09292023 updated 10.12.23.docx
@@ -4,7 +4,138 @@
   <w:body>
     <w:p>
       <w:pPr>
+        <w:jc w:val="left"/>
+      </w:pPr>
+      <w:r>
+        <w:rPr>
+          <w:color w:val="646464"/>
+          <w:sz w:val="18"/>
+        </w:rPr>
+        <w:t>Document: Cancer Moonshot Progress v1 09292023 updated 10.12.23.docx</w:t>
+      </w:r>
+    </w:p>
+    <w:p>
+      <w:pPr>
+        <w:jc w:val="left"/>
+      </w:pPr>
+      <w:r>
+        <w:rPr>
+          <w:color w:val="646464"/>
+          <w:sz w:val="18"/>
+        </w:rPr>
+        <w:t>Title: 9-29-23: VA Cancer Moonshot Initiatives &amp; National Oncology Program Progress</w:t>
+      </w:r>
+    </w:p>
+    <w:p>
+      <w:pPr>
+        <w:jc w:val="left"/>
+      </w:pPr>
+      <w:r>
+        <w:rPr>
+          <w:color w:val="646464"/>
+          <w:sz w:val="18"/>
+        </w:rPr>
+        <w:t>Topic: Precision Oncology | Type: Briefing Papers and Congressional Responses</w:t>
+      </w:r>
+    </w:p>
+    <w:p>
+      <w:pPr>
+        <w:jc w:val="left"/>
+      </w:pPr>
+      <w:r>
+        <w:rPr>
+          <w:color w:val="646464"/>
+          <w:sz w:val="18"/>
+        </w:rPr>
+        <w:t>Created: 2024-04-02 | By: Bartlinski, David</w:t>
+      </w:r>
+    </w:p>
+    <w:p>
+      <w:pPr>
+        <w:jc w:val="left"/>
+      </w:pPr>
+      <w:r>
+        <w:rPr>
+          <w:color w:val="646464"/>
+          <w:sz w:val="18"/>
+        </w:rPr>
+        <w:t>Modified: 2026-02-02 | By: Bartlinski, David</w:t>
+      </w:r>
+    </w:p>
+    <w:p>
+      <w:pPr>
+        <w:jc w:val="left"/>
+      </w:pPr>
+      <w:r>
+        <w:rPr>
+          <w:color w:val="C8C8C8"/>
+          <w:sz w:val="16"/>
+        </w:rPr>
+        <w:t>────────────────────────────────────────────────────────────────────────────────</w:t>
+      </w:r>
+    </w:p>
+    <w:p>
+      <w:pPr>
+        <w:jc w:val="left"/>
+      </w:pPr>
+      <w:r/>
+    </w:p>
+    <w:p>
+      <w:pPr>
+        <w:jc w:val="left"/>
+      </w:pPr>
+      <w:r>
+        <w:rPr>
+          <w:color w:val="646464"/>
+          <w:sz w:val="18"/>
+        </w:rPr>
+        <w:t>Topic: Precision Oncology | Type: Briefing Papers and Congressional Responses</w:t>
+      </w:r>
+    </w:p>
+    <w:p>
+      <w:pPr>
+        <w:jc w:val="left"/>
+      </w:pPr>
+      <w:r>
+        <w:rPr>
+          <w:color w:val="646464"/>
+          <w:sz w:val="18"/>
+        </w:rPr>
+        <w:t>Created: 2024-04-02 | By: Bartlinski, David</w:t>
+      </w:r>
+    </w:p>
+    <w:p>
+      <w:pPr>
+        <w:jc w:val="left"/>
+      </w:pPr>
+      <w:r>
+        <w:rPr>
+          <w:color w:val="646464"/>
+          <w:sz w:val="18"/>
+        </w:rPr>
+        <w:t>Modified: 2026-02-02 | By: Bartlinski, David</w:t>
+      </w:r>
+    </w:p>
+    <w:p>
+      <w:pPr>
         <w:pStyle w:val="Heading1"/>
+        <w:jc w:val="left"/>
+        <w:rPr>
+          <w:rFonts w:ascii="Arial" w:hAnsi="Arial" w:cs="Arial"/>
+          <w:sz w:val="24"/>
+          <w:szCs w:val="24"/>
+        </w:rPr>
+      </w:pPr>
+      <w:r>
+        <w:rPr>
+          <w:color w:val="C8C8C8"/>
+          <w:sz w:val="16"/>
+        </w:rPr>
+        <w:t>────────────────────────────────────────────────────────────────────────────────</w:t>
+      </w:r>
+    </w:p>
+    <w:p>
+      <w:pPr>
         <w:jc w:val="center"/>
         <w:rPr>
           <w:rFonts w:ascii="Arial" w:hAnsi="Arial" w:cs="Arial"/>
@@ -12,80 +143,7 @@
           <w:szCs w:val="24"/>
         </w:rPr>
       </w:pPr>
-      <w:r>
-        <w:rPr>
-          <w:rFonts w:ascii="Arial" w:hAnsi="Arial" w:cs="Arial"/>
-          <w:sz w:val="24"/>
-          <w:szCs w:val="24"/>
-        </w:rPr>
-        <w:t xml:space="preserve">VA’s </w:t>
-      </w:r>
-      <w:r>
-        <w:rPr>
-          <w:rFonts w:ascii="Arial" w:hAnsi="Arial" w:cs="Arial"/>
-          <w:sz w:val="24"/>
-          <w:szCs w:val="24"/>
-        </w:rPr>
-        <w:t>Cancer Moonshot</w:t>
-      </w:r>
-      <w:r>
-        <w:rPr>
-          <w:rFonts w:ascii="Arial" w:hAnsi="Arial" w:cs="Arial"/>
-          <w:sz w:val="24"/>
-          <w:szCs w:val="24"/>
-        </w:rPr>
-        <w:t xml:space="preserve"> </w:t>
-      </w:r>
-      <w:r>
-        <w:rPr>
-          <w:rFonts w:ascii="Arial" w:hAnsi="Arial" w:cs="Arial"/>
-          <w:sz w:val="24"/>
-          <w:szCs w:val="24"/>
-        </w:rPr>
-        <w:t>I</w:t>
-      </w:r>
-      <w:r>
-        <w:rPr>
-          <w:rFonts w:ascii="Arial" w:hAnsi="Arial" w:cs="Arial"/>
-          <w:sz w:val="24"/>
-          <w:szCs w:val="24"/>
-        </w:rPr>
-        <w:t>nitiatives</w:t>
-      </w:r>
-      <w:r>
-        <w:rPr>
-          <w:rFonts w:ascii="Arial" w:hAnsi="Arial" w:cs="Arial"/>
-          <w:sz w:val="24"/>
-          <w:szCs w:val="24"/>
-        </w:rPr>
-        <w:t xml:space="preserve"> &amp; National Oncology Program </w:t>
-      </w:r>
-      <w:r>
-        <w:rPr>
-          <w:rFonts w:ascii="Arial" w:hAnsi="Arial" w:cs="Arial"/>
-          <w:sz w:val="24"/>
-          <w:szCs w:val="24"/>
-        </w:rPr>
-        <w:t>Progress</w:t>
-      </w:r>
-    </w:p>
-    <w:p>
-      <w:pPr>
-        <w:jc w:val="center"/>
-        <w:rPr>
-          <w:rFonts w:ascii="Arial" w:hAnsi="Arial" w:cs="Arial"/>
-          <w:sz w:val="24"/>
-          <w:szCs w:val="24"/>
-        </w:rPr>
-      </w:pPr>
-      <w:r>
-        <w:rPr>
-          <w:rFonts w:ascii="Arial" w:hAnsi="Arial" w:cs="Arial"/>
-          <w:sz w:val="24"/>
-          <w:szCs w:val="24"/>
-        </w:rPr>
-        <w:t>Developed September 29, 2023</w:t>
-      </w:r>
+      <w:r/>
     </w:p>
     <w:p>
       <w:pPr>
